--- a/WebContent/docx/MDM2（12q15）基因扩增检测报告.docx
+++ b/WebContent/docx/MDM2（12q15）基因扩增检测报告.docx
@@ -1444,14 +1444,14 @@
           </w14:shadow>
         </w:rPr>
       </w:pPr>
-      <w:bookmarkStart w:id="0" w:name="_Toc13806"/>
-      <w:bookmarkStart w:id="1" w:name="_Toc24178_WPSOffice_Level1"/>
+      <w:bookmarkStart w:id="0" w:name="_Toc21009_WPSOffice_Level1"/>
+      <w:bookmarkStart w:id="1" w:name="_Toc30143_WPSOffice_Level1"/>
       <w:bookmarkStart w:id="2" w:name="_Toc32054"/>
-      <w:bookmarkStart w:id="3" w:name="_Toc21009_WPSOffice_Level1"/>
-      <w:bookmarkStart w:id="4" w:name="_Toc27500"/>
-      <w:bookmarkStart w:id="5" w:name="_Toc21669"/>
-      <w:bookmarkStart w:id="6" w:name="_Toc30143_WPSOffice_Level1"/>
-      <w:bookmarkStart w:id="7" w:name="_Toc24397"/>
+      <w:bookmarkStart w:id="3" w:name="_Toc24397"/>
+      <w:bookmarkStart w:id="4" w:name="_Toc13806"/>
+      <w:bookmarkStart w:id="5" w:name="_Toc24178_WPSOffice_Level1"/>
+      <w:bookmarkStart w:id="6" w:name="_Toc27500"/>
+      <w:bookmarkStart w:id="7" w:name="_Toc21669"/>
     </w:p>
     <w:p>
       <w:pPr>
@@ -3696,18 +3696,6 @@
             </w:pPr>
             <w:r>
               <w:rPr>
-                <w:rFonts w:hint="default" w:ascii="Times New Roman" w:hAnsi="Times New Roman" w:eastAsia="微软雅黑" w:cs="Times New Roman"/>
-                <w:bCs/>
-                <w:color w:val="000000"/>
-                <w:sz w:val="21"/>
-                <w:szCs w:val="21"/>
-                <w:highlight w:val="none"/>
-                <w:lang w:eastAsia="zh-CN"/>
-              </w:rPr>
-              <w:t>MDM2/CEP12=</w:t>
-            </w:r>
-            <w:r>
-              <w:rPr>
                 <w:rFonts w:hint="eastAsia" w:ascii="Times New Roman" w:hAnsi="Times New Roman" w:eastAsia="微软雅黑" w:cs="Times New Roman"/>
                 <w:bCs/>
                 <w:color w:val="000000"/>
@@ -3920,18 +3908,8 @@
                 <w:lang w:val="en-US" w:eastAsia="zh-CN"/>
               </w:rPr>
             </w:pPr>
-            <w:r>
-              <w:rPr>
-                <w:rFonts w:hint="default" w:ascii="Times New Roman" w:hAnsi="Times New Roman" w:eastAsia="微软雅黑" w:cs="Times New Roman"/>
-                <w:bCs/>
-                <w:color w:val="000000"/>
-                <w:sz w:val="21"/>
-                <w:szCs w:val="21"/>
-                <w:highlight w:val="none"/>
-                <w:lang w:eastAsia="zh-CN"/>
-              </w:rPr>
-              <w:t>CEP12/Cell=</w:t>
-            </w:r>
+            <w:bookmarkStart w:id="12" w:name="_GoBack"/>
+            <w:bookmarkEnd w:id="12"/>
             <w:r>
               <w:rPr>
                 <w:rFonts w:hint="eastAsia" w:ascii="Times New Roman" w:hAnsi="Times New Roman" w:eastAsia="微软雅黑" w:cs="Times New Roman"/>
@@ -4084,7 +4062,6 @@
                 <w:szCs w:val="21"/>
               </w:rPr>
             </w:pPr>
-            <w:bookmarkStart w:id="12" w:name="_GoBack"/>
             <w:r>
               <w:rPr>
                 <w:rFonts w:hint="default" w:ascii="Times New Roman" w:hAnsi="Times New Roman" w:eastAsia="微软雅黑" w:cs="Times New Roman"/>
@@ -4110,7 +4087,6 @@
               </w:rPr>
               <w:t xml:space="preserve">MDM2/CEP12≥2.0 </w:t>
             </w:r>
-            <w:bookmarkEnd w:id="12"/>
           </w:p>
         </w:tc>
       </w:tr>
@@ -6160,22 +6136,6 @@
                       <a:ln w="6350">
                         <a:noFill/>
                       </a:ln>
-                      <a:extLst>
-                        <a:ext uri="{909E8E84-426E-40DD-AFC4-6F175D3DCCD1}">
-                          <a14:hiddenFill xmlns:a14="http://schemas.microsoft.com/office/drawing/2010/main">
-                            <a:solidFill>
-                              <a:schemeClr val="lt1"/>
-                            </a:solidFill>
-                          </a14:hiddenFill>
-                        </a:ext>
-                        <a:ext uri="{91240B29-F687-4F45-9708-019B960494DF}">
-                          <a14:hiddenLine xmlns:a14="http://schemas.microsoft.com/office/drawing/2010/main" w="6350">
-                            <a:solidFill>
-                              <a:prstClr val="black"/>
-                            </a:solidFill>
-                          </a14:hiddenLine>
-                        </a:ext>
-                      </a:extLst>
                     </wps:spPr>
                     <wps:style>
                       <a:lnRef idx="0">
@@ -6244,7 +6204,7 @@
         </mc:Choice>
         <mc:Fallback>
           <w:pict>
-            <v:shape id="_x0000_s1026" o:spid="_x0000_s1026" o:spt="202" type="#_x0000_t202" style="position:absolute;left:0pt;margin-top:0pt;height:144pt;width:144pt;mso-position-horizontal:center;mso-position-horizontal-relative:margin;mso-wrap-style:none;z-index:251661312;mso-width-relative:page;mso-height-relative:page;" filled="f" stroked="f" coordsize="21600,21600" o:gfxdata="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">
+            <v:shape id="_x0000_s1026" o:spid="_x0000_s1026" o:spt="202" type="#_x0000_t202" style="position:absolute;left:0pt;margin-top:0pt;height:144pt;width:144pt;mso-position-horizontal:center;mso-position-horizontal-relative:margin;mso-wrap-style:none;z-index:251661312;mso-width-relative:page;mso-height-relative:page;" filled="f" stroked="f" coordsize="21600,21600" o:gfxdata="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">
               <v:fill on="f" focussize="0,0"/>
               <v:stroke on="f" weight="0.5pt"/>
               <v:imagedata o:title=""/>

--- a/WebContent/docx/MDM2（12q15）基因扩增检测报告.docx
+++ b/WebContent/docx/MDM2（12q15）基因扩增检测报告.docx
@@ -10,6 +10,7 @@
           <w:lang w:eastAsia="zh-CN"/>
         </w:rPr>
       </w:pPr>
+      <w:bookmarkStart w:id="12" w:name="_GoBack"/>
       <w:r>
         <w:rPr>
           <w:rFonts w:hint="eastAsia" w:eastAsia="宋体"/>
@@ -20,10 +21,10 @@
           <wp:anchor distT="0" distB="0" distL="114300" distR="114300" simplePos="0" relativeHeight="251666432" behindDoc="0" locked="0" layoutInCell="1" allowOverlap="1">
             <wp:simplePos x="0" y="0"/>
             <wp:positionH relativeFrom="column">
-              <wp:posOffset>-10795</wp:posOffset>
+              <wp:posOffset>-29845</wp:posOffset>
             </wp:positionH>
             <wp:positionV relativeFrom="paragraph">
-              <wp:posOffset>-6350</wp:posOffset>
+              <wp:posOffset>-633095</wp:posOffset>
             </wp:positionV>
             <wp:extent cx="7971155" cy="10763885"/>
             <wp:effectExtent l="0" t="0" r="14605" b="10795"/>
@@ -42,7 +43,7 @@
                     </pic:cNvPicPr>
                   </pic:nvPicPr>
                   <pic:blipFill>
-                    <a:blip r:embed="rId10"/>
+                    <a:blip r:embed="rId11"/>
                     <a:stretch>
                       <a:fillRect/>
                     </a:stretch>
@@ -62,6 +63,299 @@
           </wp:anchor>
         </w:drawing>
       </w:r>
+      <w:bookmarkEnd w:id="12"/>
+      <w:r>
+        <w:rPr>
+          <w:sz w:val="22"/>
+        </w:rPr>
+        <mc:AlternateContent>
+          <mc:Choice Requires="wps">
+            <w:drawing>
+              <wp:anchor distT="0" distB="0" distL="114300" distR="114300" simplePos="0" relativeHeight="251668480" behindDoc="0" locked="0" layoutInCell="1" allowOverlap="1">
+                <wp:simplePos x="0" y="0"/>
+                <wp:positionH relativeFrom="column">
+                  <wp:posOffset>429895</wp:posOffset>
+                </wp:positionH>
+                <wp:positionV relativeFrom="paragraph">
+                  <wp:posOffset>7954010</wp:posOffset>
+                </wp:positionV>
+                <wp:extent cx="4082415" cy="957580"/>
+                <wp:effectExtent l="0" t="0" r="0" b="0"/>
+                <wp:wrapNone/>
+                <wp:docPr id="30" name="文本框 30"/>
+                <wp:cNvGraphicFramePr/>
+                <a:graphic xmlns:a="http://schemas.openxmlformats.org/drawingml/2006/main">
+                  <a:graphicData uri="http://schemas.microsoft.com/office/word/2010/wordprocessingShape">
+                    <wps:wsp>
+                      <wps:cNvSpPr txBox="1"/>
+                      <wps:spPr>
+                        <a:xfrm>
+                          <a:off x="0" y="0"/>
+                          <a:ext cx="4082415" cy="957580"/>
+                        </a:xfrm>
+                        <a:prstGeom prst="rect">
+                          <a:avLst/>
+                        </a:prstGeom>
+                        <a:noFill/>
+                        <a:ln w="6350">
+                          <a:noFill/>
+                        </a:ln>
+                      </wps:spPr>
+                      <wps:style>
+                        <a:lnRef idx="0">
+                          <a:schemeClr val="accent1"/>
+                        </a:lnRef>
+                        <a:fillRef idx="0">
+                          <a:schemeClr val="accent1"/>
+                        </a:fillRef>
+                        <a:effectRef idx="0">
+                          <a:schemeClr val="accent1"/>
+                        </a:effectRef>
+                        <a:fontRef idx="minor">
+                          <a:schemeClr val="dk1"/>
+                        </a:fontRef>
+                      </wps:style>
+                      <wps:txbx>
+                        <w:txbxContent>
+                          <w:p>
+                            <w:pPr>
+                              <w:rPr>
+                                <w:rFonts w:ascii="Times New Roman" w:hAnsi="Times New Roman" w:eastAsia="等线" w:cs="宋体"/>
+                                <w:sz w:val="24"/>
+                                <w:szCs w:val="22"/>
+                                <w:lang w:val="en-US" w:eastAsia="zh-CN" w:bidi="ar-SA"/>
+                              </w:rPr>
+                            </w:pPr>
+                            <w:r>
+                              <w:rPr>
+                                <w:rFonts w:ascii="Times New Roman" w:hAnsi="Times New Roman" w:eastAsia="等线" w:cs="宋体"/>
+                                <w:sz w:val="24"/>
+                                <w:szCs w:val="22"/>
+                                <w:lang w:val="en-US" w:eastAsia="zh-CN" w:bidi="ar-SA"/>
+                              </w:rPr>
+                              <w:t>{{ summaryOfRresults.binary | ci(</w:t>
+                            </w:r>
+                            <w:r>
+                              <w:rPr>
+                                <w:rFonts w:hint="eastAsia" w:ascii="Times New Roman" w:hAnsi="Times New Roman" w:eastAsia="等线" w:cs="宋体"/>
+                                <w:sz w:val="24"/>
+                                <w:szCs w:val="22"/>
+                                <w:lang w:val="en-US" w:eastAsia="zh-CN" w:bidi="ar-SA"/>
+                              </w:rPr>
+                              <w:t>35.4</w:t>
+                            </w:r>
+                            <w:r>
+                              <w:rPr>
+                                <w:rFonts w:ascii="Times New Roman" w:hAnsi="Times New Roman" w:eastAsia="等线" w:cs="宋体"/>
+                                <w:sz w:val="24"/>
+                                <w:szCs w:val="22"/>
+                                <w:lang w:val="en-US" w:eastAsia="zh-CN" w:bidi="ar-SA"/>
+                              </w:rPr>
+                              <w:t>,</w:t>
+                            </w:r>
+                            <w:r>
+                              <w:rPr>
+                                <w:rFonts w:hint="eastAsia" w:ascii="Times New Roman" w:hAnsi="Times New Roman" w:eastAsia="等线" w:cs="宋体"/>
+                                <w:sz w:val="24"/>
+                                <w:szCs w:val="22"/>
+                                <w:lang w:val="en-US" w:eastAsia="zh-CN" w:bidi="ar-SA"/>
+                              </w:rPr>
+                              <w:t>35.4</w:t>
+                            </w:r>
+                            <w:r>
+                              <w:rPr>
+                                <w:rFonts w:ascii="Times New Roman" w:hAnsi="Times New Roman" w:eastAsia="等线" w:cs="宋体"/>
+                                <w:sz w:val="24"/>
+                                <w:szCs w:val="22"/>
+                                <w:lang w:val="en-US" w:eastAsia="zh-CN" w:bidi="ar-SA"/>
+                              </w:rPr>
+                              <w:t>) }}</w:t>
+                            </w:r>
+                          </w:p>
+                          <w:p>
+                            <w:pPr>
+                              <w:rPr>
+                                <w:rFonts w:hint="eastAsia" w:ascii="微软雅黑" w:hAnsi="微软雅黑" w:eastAsia="微软雅黑" w:cs="微软雅黑"/>
+                                <w:b/>
+                                <w:bCs/>
+                                <w:color w:val="0083C3"/>
+                                <w:sz w:val="20"/>
+                                <w:szCs w:val="20"/>
+                                <w:lang w:val="en-US" w:eastAsia="zh-CN" w:bidi="ar-SA"/>
+                              </w:rPr>
+                            </w:pPr>
+                            <w:r>
+                              <w:rPr>
+                                <w:rFonts w:hint="eastAsia" w:ascii="微软雅黑" w:hAnsi="微软雅黑" w:eastAsia="微软雅黑" w:cs="微软雅黑"/>
+                                <w:b/>
+                                <w:bCs/>
+                                <w:color w:val="0083C3"/>
+                                <w:sz w:val="20"/>
+                                <w:szCs w:val="20"/>
+                                <w:lang w:val="en-US" w:eastAsia="zh-CN" w:bidi="ar-SA"/>
+                              </w:rPr>
+                              <w:t>扫码认证</w:t>
+                            </w:r>
+                          </w:p>
+                          <w:p>
+                            <w:pPr>
+                              <w:widowControl/>
+                              <w:rPr>
+                                <w:rFonts w:hint="eastAsia" w:ascii="微软雅黑" w:hAnsi="微软雅黑" w:eastAsia="微软雅黑" w:cs="微软雅黑"/>
+                                <w:b/>
+                                <w:bCs/>
+                                <w:color w:val="0083C3"/>
+                                <w:sz w:val="20"/>
+                                <w:szCs w:val="20"/>
+                                <w:lang w:val="en-US" w:eastAsia="zh-CN" w:bidi="ar-SA"/>
+                              </w:rPr>
+                            </w:pPr>
+                            <w:r>
+                              <w:rPr>
+                                <w:rFonts w:hint="eastAsia" w:ascii="微软雅黑" w:hAnsi="微软雅黑" w:eastAsia="微软雅黑" w:cs="微软雅黑"/>
+                                <w:b/>
+                                <w:bCs/>
+                                <w:color w:val="0083C3"/>
+                                <w:sz w:val="20"/>
+                                <w:szCs w:val="20"/>
+                                <w:lang w:val="en-US" w:eastAsia="zh-CN" w:bidi="ar-SA"/>
+                              </w:rPr>
+                              <w:t>请受检者接收本报告后务必通过扫描防伪二维码确认报告真实性</w:t>
+                            </w:r>
+                          </w:p>
+                        </w:txbxContent>
+                      </wps:txbx>
+                      <wps:bodyPr rot="0" spcFirstLastPara="0" vertOverflow="overflow" horzOverflow="overflow" vert="horz" wrap="square" lIns="91440" tIns="45720" rIns="91440" bIns="45720" numCol="1" spcCol="0" rtlCol="0" fromWordArt="0" anchor="t" anchorCtr="0" forceAA="0" compatLnSpc="1">
+                        <a:noAutofit/>
+                      </wps:bodyPr>
+                    </wps:wsp>
+                  </a:graphicData>
+                </a:graphic>
+              </wp:anchor>
+            </w:drawing>
+          </mc:Choice>
+          <mc:Fallback>
+            <w:pict>
+              <v:shape id="_x0000_s1026" o:spid="_x0000_s1026" o:spt="202" type="#_x0000_t202" style="position:absolute;left:0pt;margin-left:33.85pt;margin-top:626.3pt;height:75.4pt;width:321.45pt;z-index:251668480;mso-width-relative:page;mso-height-relative:page;" filled="f" stroked="f" coordsize="21600,21600" o:gfxdata="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">
+                <v:fill on="f" focussize="0,0"/>
+                <v:stroke on="f" weight="0.5pt"/>
+                <v:imagedata o:title=""/>
+                <o:lock v:ext="edit" aspectratio="f"/>
+                <v:textbox>
+                  <w:txbxContent>
+                    <w:p>
+                      <w:pPr>
+                        <w:rPr>
+                          <w:rFonts w:ascii="Times New Roman" w:hAnsi="Times New Roman" w:eastAsia="等线" w:cs="宋体"/>
+                          <w:sz w:val="24"/>
+                          <w:szCs w:val="22"/>
+                          <w:lang w:val="en-US" w:eastAsia="zh-CN" w:bidi="ar-SA"/>
+                        </w:rPr>
+                      </w:pPr>
+                      <w:r>
+                        <w:rPr>
+                          <w:rFonts w:ascii="Times New Roman" w:hAnsi="Times New Roman" w:eastAsia="等线" w:cs="宋体"/>
+                          <w:sz w:val="24"/>
+                          <w:szCs w:val="22"/>
+                          <w:lang w:val="en-US" w:eastAsia="zh-CN" w:bidi="ar-SA"/>
+                        </w:rPr>
+                        <w:t>{{ summaryOfRresults.binary | ci(</w:t>
+                      </w:r>
+                      <w:r>
+                        <w:rPr>
+                          <w:rFonts w:hint="eastAsia" w:ascii="Times New Roman" w:hAnsi="Times New Roman" w:eastAsia="等线" w:cs="宋体"/>
+                          <w:sz w:val="24"/>
+                          <w:szCs w:val="22"/>
+                          <w:lang w:val="en-US" w:eastAsia="zh-CN" w:bidi="ar-SA"/>
+                        </w:rPr>
+                        <w:t>35.4</w:t>
+                      </w:r>
+                      <w:r>
+                        <w:rPr>
+                          <w:rFonts w:ascii="Times New Roman" w:hAnsi="Times New Roman" w:eastAsia="等线" w:cs="宋体"/>
+                          <w:sz w:val="24"/>
+                          <w:szCs w:val="22"/>
+                          <w:lang w:val="en-US" w:eastAsia="zh-CN" w:bidi="ar-SA"/>
+                        </w:rPr>
+                        <w:t>,</w:t>
+                      </w:r>
+                      <w:r>
+                        <w:rPr>
+                          <w:rFonts w:hint="eastAsia" w:ascii="Times New Roman" w:hAnsi="Times New Roman" w:eastAsia="等线" w:cs="宋体"/>
+                          <w:sz w:val="24"/>
+                          <w:szCs w:val="22"/>
+                          <w:lang w:val="en-US" w:eastAsia="zh-CN" w:bidi="ar-SA"/>
+                        </w:rPr>
+                        <w:t>35.4</w:t>
+                      </w:r>
+                      <w:r>
+                        <w:rPr>
+                          <w:rFonts w:ascii="Times New Roman" w:hAnsi="Times New Roman" w:eastAsia="等线" w:cs="宋体"/>
+                          <w:sz w:val="24"/>
+                          <w:szCs w:val="22"/>
+                          <w:lang w:val="en-US" w:eastAsia="zh-CN" w:bidi="ar-SA"/>
+                        </w:rPr>
+                        <w:t>) }}</w:t>
+                      </w:r>
+                    </w:p>
+                    <w:p>
+                      <w:pPr>
+                        <w:rPr>
+                          <w:rFonts w:hint="eastAsia" w:ascii="微软雅黑" w:hAnsi="微软雅黑" w:eastAsia="微软雅黑" w:cs="微软雅黑"/>
+                          <w:b/>
+                          <w:bCs/>
+                          <w:color w:val="0083C3"/>
+                          <w:sz w:val="20"/>
+                          <w:szCs w:val="20"/>
+                          <w:lang w:val="en-US" w:eastAsia="zh-CN" w:bidi="ar-SA"/>
+                        </w:rPr>
+                      </w:pPr>
+                      <w:r>
+                        <w:rPr>
+                          <w:rFonts w:hint="eastAsia" w:ascii="微软雅黑" w:hAnsi="微软雅黑" w:eastAsia="微软雅黑" w:cs="微软雅黑"/>
+                          <w:b/>
+                          <w:bCs/>
+                          <w:color w:val="0083C3"/>
+                          <w:sz w:val="20"/>
+                          <w:szCs w:val="20"/>
+                          <w:lang w:val="en-US" w:eastAsia="zh-CN" w:bidi="ar-SA"/>
+                        </w:rPr>
+                        <w:t>扫码认证</w:t>
+                      </w:r>
+                    </w:p>
+                    <w:p>
+                      <w:pPr>
+                        <w:widowControl/>
+                        <w:rPr>
+                          <w:rFonts w:hint="eastAsia" w:ascii="微软雅黑" w:hAnsi="微软雅黑" w:eastAsia="微软雅黑" w:cs="微软雅黑"/>
+                          <w:b/>
+                          <w:bCs/>
+                          <w:color w:val="0083C3"/>
+                          <w:sz w:val="20"/>
+                          <w:szCs w:val="20"/>
+                          <w:lang w:val="en-US" w:eastAsia="zh-CN" w:bidi="ar-SA"/>
+                        </w:rPr>
+                      </w:pPr>
+                      <w:r>
+                        <w:rPr>
+                          <w:rFonts w:hint="eastAsia" w:ascii="微软雅黑" w:hAnsi="微软雅黑" w:eastAsia="微软雅黑" w:cs="微软雅黑"/>
+                          <w:b/>
+                          <w:bCs/>
+                          <w:color w:val="0083C3"/>
+                          <w:sz w:val="20"/>
+                          <w:szCs w:val="20"/>
+                          <w:lang w:val="en-US" w:eastAsia="zh-CN" w:bidi="ar-SA"/>
+                        </w:rPr>
+                        <w:t>请受检者接收本报告后务必通过扫描防伪二维码确认报告真实性</w:t>
+                      </w:r>
+                    </w:p>
+                  </w:txbxContent>
+                </v:textbox>
+              </v:shape>
+            </w:pict>
+          </mc:Fallback>
+        </mc:AlternateContent>
+      </w:r>
     </w:p>
     <w:p>
       <w:pPr>
@@ -204,7 +498,7 @@
                   <wp:posOffset>57785</wp:posOffset>
                 </wp:positionH>
                 <wp:positionV relativeFrom="paragraph">
-                  <wp:posOffset>1464310</wp:posOffset>
+                  <wp:posOffset>770255</wp:posOffset>
                 </wp:positionV>
                 <wp:extent cx="6316980" cy="2331085"/>
                 <wp:effectExtent l="0" t="0" r="0" b="0"/>
@@ -358,7 +652,7 @@
           </mc:Choice>
           <mc:Fallback>
             <w:pict>
-              <v:shape id="_x0000_s1026" o:spid="_x0000_s1026" o:spt="202" type="#_x0000_t202" style="position:absolute;left:0pt;margin-left:4.55pt;margin-top:115.3pt;height:183.55pt;width:497.4pt;z-index:251667456;v-text-anchor:middle;mso-width-relative:page;mso-height-relative:page;" filled="f" stroked="f" coordsize="21600,21600" o:gfxdata="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">
+              <v:shape id="_x0000_s1026" o:spid="_x0000_s1026" o:spt="202" type="#_x0000_t202" style="position:absolute;left:0pt;margin-left:4.55pt;margin-top:60.65pt;height:183.55pt;width:497.4pt;z-index:251667456;v-text-anchor:middle;mso-width-relative:page;mso-height-relative:page;" filled="f" stroked="f" coordsize="21600,21600" o:gfxdata="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">
                 <v:fill on="f" focussize="0,0"/>
                 <v:stroke on="f" weight="0.5pt"/>
                 <v:imagedata o:title=""/>
@@ -482,7 +776,8 @@
           <w:lang w:eastAsia="zh-CN"/>
         </w:rPr>
         <w:sectPr>
-          <w:footerReference r:id="rId3" w:type="default"/>
+          <w:headerReference r:id="rId3" w:type="default"/>
+          <w:footerReference r:id="rId4" w:type="default"/>
           <w:pgSz w:w="11910" w:h="16840"/>
           <w:pgMar w:top="0" w:right="0" w:bottom="0" w:left="0" w:header="720" w:footer="720" w:gutter="0"/>
           <w:pgBorders>
@@ -1444,14 +1739,14 @@
           </w14:shadow>
         </w:rPr>
       </w:pPr>
-      <w:bookmarkStart w:id="0" w:name="_Toc21009_WPSOffice_Level1"/>
-      <w:bookmarkStart w:id="1" w:name="_Toc30143_WPSOffice_Level1"/>
-      <w:bookmarkStart w:id="2" w:name="_Toc32054"/>
-      <w:bookmarkStart w:id="3" w:name="_Toc24397"/>
-      <w:bookmarkStart w:id="4" w:name="_Toc13806"/>
-      <w:bookmarkStart w:id="5" w:name="_Toc24178_WPSOffice_Level1"/>
-      <w:bookmarkStart w:id="6" w:name="_Toc27500"/>
-      <w:bookmarkStart w:id="7" w:name="_Toc21669"/>
+      <w:bookmarkStart w:id="0" w:name="_Toc27500"/>
+      <w:bookmarkStart w:id="1" w:name="_Toc21669"/>
+      <w:bookmarkStart w:id="2" w:name="_Toc13806"/>
+      <w:bookmarkStart w:id="3" w:name="_Toc24178_WPSOffice_Level1"/>
+      <w:bookmarkStart w:id="4" w:name="_Toc32054"/>
+      <w:bookmarkStart w:id="5" w:name="_Toc21009_WPSOffice_Level1"/>
+      <w:bookmarkStart w:id="6" w:name="_Toc30143_WPSOffice_Level1"/>
+      <w:bookmarkStart w:id="7" w:name="_Toc24397"/>
     </w:p>
     <w:p>
       <w:pPr>
@@ -1466,8 +1761,8 @@
           </w14:shadow>
         </w:rPr>
         <w:sectPr>
-          <w:headerReference r:id="rId4" w:type="default"/>
-          <w:footerReference r:id="rId5" w:type="default"/>
+          <w:headerReference r:id="rId5" w:type="default"/>
+          <w:footerReference r:id="rId6" w:type="default"/>
           <w:pgSz w:w="11910" w:h="16840"/>
           <w:pgMar w:top="1037" w:right="1020" w:bottom="981" w:left="1020" w:header="283" w:footer="567" w:gutter="0"/>
           <w:pgBorders>
@@ -3908,8 +4203,6 @@
                 <w:lang w:val="en-US" w:eastAsia="zh-CN"/>
               </w:rPr>
             </w:pPr>
-            <w:bookmarkStart w:id="12" w:name="_GoBack"/>
-            <w:bookmarkEnd w:id="12"/>
             <w:r>
               <w:rPr>
                 <w:rFonts w:hint="eastAsia" w:ascii="Times New Roman" w:hAnsi="Times New Roman" w:eastAsia="微软雅黑" w:cs="Times New Roman"/>
@@ -4376,7 +4669,7 @@
                           </pic:cNvPicPr>
                         </pic:nvPicPr>
                         <pic:blipFill>
-                          <a:blip r:embed="rId11">
+                          <a:blip r:embed="rId12">
                             <a:clrChange>
                               <a:clrFrom>
                                 <a:srgbClr val="FFFFFF">
@@ -4546,7 +4839,7 @@
         <w:pStyle w:val="14"/>
         <w:widowControl/>
         <w:sectPr>
-          <w:footerReference r:id="rId6" w:type="default"/>
+          <w:footerReference r:id="rId7" w:type="default"/>
           <w:pgSz w:w="11906" w:h="16838"/>
           <w:pgMar w:top="850" w:right="850" w:bottom="850" w:left="850" w:header="283" w:footer="397" w:gutter="0"/>
           <w:pgNumType w:fmt="decimal" w:start="1"/>
@@ -4581,7 +4874,7 @@
                     </pic:cNvPicPr>
                   </pic:nvPicPr>
                   <pic:blipFill>
-                    <a:blip r:embed="rId12">
+                    <a:blip r:embed="rId13">
                       <a:extLst>
                         <a:ext uri="{28A0092B-C50C-407E-A947-70E740481C1C}">
                           <a14:useLocalDpi xmlns:a14="http://schemas.microsoft.com/office/drawing/2010/main" val="0"/>
@@ -4982,7 +5275,7 @@
         <w:pStyle w:val="14"/>
         <w:widowControl/>
         <w:rPr>
-          <w:rFonts w:ascii="Times New Roman" w:hAnsi="Times New Roman" w:eastAsia="等线"/>
+          <w:rFonts w:hint="eastAsia" w:ascii="Times New Roman" w:hAnsi="Times New Roman" w:eastAsia="等线"/>
           <w:lang w:eastAsia="zh-CN"/>
         </w:rPr>
       </w:pPr>
@@ -5018,7 +5311,7 @@
                     </pic:cNvPicPr>
                   </pic:nvPicPr>
                   <pic:blipFill>
-                    <a:blip r:embed="rId13"/>
+                    <a:blip r:embed="rId14"/>
                     <a:stretch>
                       <a:fillRect/>
                     </a:stretch>
@@ -5074,7 +5367,7 @@
                     </pic:cNvPicPr>
                   </pic:nvPicPr>
                   <pic:blipFill>
-                    <a:blip r:embed="rId14"/>
+                    <a:blip r:embed="rId15"/>
                     <a:stretch>
                       <a:fillRect/>
                     </a:stretch>
@@ -5140,41 +5433,26 @@
         </w:rPr>
         <w:t xml:space="preserve"> </w:t>
       </w:r>
-      <w:r>
-        <w:rPr>
-          <w:rFonts w:ascii="Times New Roman" w:hAnsi="Times New Roman" w:eastAsia="等线"/>
-          <w:lang w:eastAsia="zh-CN"/>
-        </w:rPr>
-        <w:t>{{ summaryOfRresults.binary | ci(</w:t>
-      </w:r>
-      <w:r>
+    </w:p>
+    <w:p>
+      <w:pPr>
+        <w:pStyle w:val="14"/>
+        <w:widowControl/>
         <w:rPr>
           <w:rFonts w:hint="eastAsia" w:ascii="Times New Roman" w:hAnsi="Times New Roman" w:eastAsia="等线"/>
           <w:lang w:eastAsia="zh-CN"/>
         </w:rPr>
-        <w:t>35.4</w:t>
-      </w:r>
-      <w:r>
-        <w:rPr>
-          <w:rFonts w:ascii="Times New Roman" w:hAnsi="Times New Roman" w:eastAsia="等线"/>
-          <w:lang w:eastAsia="zh-CN"/>
-        </w:rPr>
-        <w:t>,</w:t>
-      </w:r>
-      <w:r>
+      </w:pPr>
+    </w:p>
+    <w:p>
+      <w:pPr>
+        <w:pStyle w:val="14"/>
+        <w:widowControl/>
         <w:rPr>
           <w:rFonts w:hint="eastAsia" w:ascii="Times New Roman" w:hAnsi="Times New Roman" w:eastAsia="等线"/>
           <w:lang w:eastAsia="zh-CN"/>
         </w:rPr>
-        <w:t>35.4</w:t>
-      </w:r>
-      <w:r>
-        <w:rPr>
-          <w:rFonts w:ascii="Times New Roman" w:hAnsi="Times New Roman" w:eastAsia="等线"/>
-          <w:lang w:eastAsia="zh-CN"/>
-        </w:rPr>
-        <w:t>) }}</w:t>
-      </w:r>
+      </w:pPr>
     </w:p>
     <w:p>
       <w:pPr>
@@ -5200,7 +5478,7 @@
           <w:szCs w:val="20"/>
           <w:lang w:eastAsia="zh-CN"/>
         </w:rPr>
-        <w:t>诺禾医学   诺禾在线   扫码认证</w:t>
+        <w:t>诺禾医学   诺禾在线</w:t>
       </w:r>
     </w:p>
     <w:p>
@@ -5270,7 +5548,7 @@
                     </pic:cNvPicPr>
                   </pic:nvPicPr>
                   <pic:blipFill>
-                    <a:blip r:embed="rId15"/>
+                    <a:blip r:embed="rId16"/>
                     <a:srcRect/>
                     <a:stretch>
                       <a:fillRect/>
@@ -5604,8 +5882,8 @@
       </w:r>
     </w:p>
     <w:sectPr>
-      <w:headerReference r:id="rId7" w:type="default"/>
-      <w:footerReference r:id="rId8" w:type="default"/>
+      <w:headerReference r:id="rId8" w:type="default"/>
+      <w:footerReference r:id="rId9" w:type="default"/>
       <w:pgSz w:w="11906" w:h="16838"/>
       <w:pgMar w:top="850" w:right="850" w:bottom="850" w:left="850" w:header="851" w:footer="397" w:gutter="0"/>
       <w:pgNumType w:fmt="decimal" w:start="1"/>
@@ -6275,11 +6553,51 @@
   <w:p>
     <w:pPr>
       <w:pStyle w:val="10"/>
+    </w:pPr>
+    <w:r>
+      <w:rPr>
+        <w:sz w:val="18"/>
+      </w:rPr>
+      <w:pict>
+        <v:shape id="PowerPlusWaterMarkObject291817" o:spid="_x0000_s2049" o:spt="136" type="#_x0000_t136" style="position:absolute;left:0pt;height:48.3pt;width:166.5pt;mso-position-horizontal:center;mso-position-horizontal-relative:margin;mso-position-vertical:center;mso-position-vertical-relative:margin;rotation:-2949120f;z-index:-251654144;mso-width-relative:page;mso-height-relative:page;" fillcolor="#C0C0C0" filled="t" stroked="f" coordsize="21600,21600" adj="10800">
+          <v:path/>
+          <v:fill on="t" opacity="32768f" focussize="0,0"/>
+          <v:stroke on="f"/>
+          <v:imagedata o:title=""/>
+          <o:lock v:ext="edit" aspectratio="t"/>
+          <v:textpath on="t" fitshape="t" fitpath="t" trim="t" xscale="f" string="{{ client }}" style="font-family:微软雅黑;font-size:48pt;v-same-letter-heights:f;v-text-align:center;"/>
+        </v:shape>
+      </w:pict>
+    </w:r>
+  </w:p>
+</w:hdr>
+</file>
+
+<file path=word/header2.xml><?xml version="1.0" encoding="utf-8"?>
+<w:hdr xmlns:wpc="http://schemas.microsoft.com/office/word/2010/wordprocessingCanvas" xmlns:mc="http://schemas.openxmlformats.org/markup-compatibility/2006" xmlns:o="urn:schemas-microsoft-com:office:office" xmlns:r="http://schemas.openxmlformats.org/officeDocument/2006/relationships" xmlns:m="http://schemas.openxmlformats.org/officeDocument/2006/math" xmlns:v="urn:schemas-microsoft-com:vml" xmlns:wp14="http://schemas.microsoft.com/office/word/2010/wordprocessingDrawing" xmlns:wp="http://schemas.openxmlformats.org/drawingml/2006/wordprocessingDrawing" xmlns:w10="urn:schemas-microsoft-com:office:word" xmlns:w="http://schemas.openxmlformats.org/wordprocessingml/2006/main" xmlns:w14="http://schemas.microsoft.com/office/word/2010/wordml" xmlns:w15="http://schemas.microsoft.com/office/word/2012/wordml" xmlns:wpg="http://schemas.microsoft.com/office/word/2010/wordprocessingGroup" xmlns:wpi="http://schemas.microsoft.com/office/word/2010/wordprocessingInk" xmlns:wne="http://schemas.microsoft.com/office/word/2006/wordml" xmlns:wps="http://schemas.microsoft.com/office/word/2010/wordprocessingShape" xmlns:wpsCustomData="http://www.wps.cn/officeDocument/2013/wpsCustomData" mc:Ignorable="w14 w15 wp14">
+  <w:p>
+    <w:pPr>
+      <w:pStyle w:val="10"/>
       <w:jc w:val="right"/>
       <w:rPr>
         <w:lang w:eastAsia="zh-CN"/>
       </w:rPr>
     </w:pPr>
+    <w:r>
+      <w:rPr>
+        <w:sz w:val="18"/>
+      </w:rPr>
+      <w:pict>
+        <v:shape id="_x0000_s2050" o:spid="_x0000_s2050" o:spt="136" type="#_x0000_t136" style="position:absolute;left:0pt;height:48.3pt;width:166.5pt;mso-position-horizontal:center;mso-position-horizontal-relative:margin;mso-position-vertical:center;mso-position-vertical-relative:margin;rotation:-2949120f;z-index:-251653120;mso-width-relative:page;mso-height-relative:page;" fillcolor="#C0C0C0" filled="t" stroked="f" coordsize="21600,21600" adj="10800">
+          <v:path/>
+          <v:fill on="t" opacity="32768f" focussize="0,0"/>
+          <v:stroke on="f"/>
+          <v:imagedata o:title=""/>
+          <o:lock v:ext="edit" aspectratio="t"/>
+          <v:textpath on="t" fitshape="t" fitpath="t" trim="t" xscale="f" string="{{ client }}" style="font-family:微软雅黑;font-size:48pt;v-same-letter-heights:f;v-text-align:center;"/>
+        </v:shape>
+      </w:pict>
+    </w:r>
     <w:r>
       <w:rPr>
         <w:color w:val="7F7F7F"/>
@@ -6331,7 +6649,7 @@
 </w:hdr>
 </file>
 
-<file path=word/header2.xml><?xml version="1.0" encoding="utf-8"?>
+<file path=word/header3.xml><?xml version="1.0" encoding="utf-8"?>
 <w:hdr xmlns:wpc="http://schemas.microsoft.com/office/word/2010/wordprocessingCanvas" xmlns:mc="http://schemas.openxmlformats.org/markup-compatibility/2006" xmlns:o="urn:schemas-microsoft-com:office:office" xmlns:r="http://schemas.openxmlformats.org/officeDocument/2006/relationships" xmlns:m="http://schemas.openxmlformats.org/officeDocument/2006/math" xmlns:v="urn:schemas-microsoft-com:vml" xmlns:wp14="http://schemas.microsoft.com/office/word/2010/wordprocessingDrawing" xmlns:wp="http://schemas.openxmlformats.org/drawingml/2006/wordprocessingDrawing" xmlns:w10="urn:schemas-microsoft-com:office:word" xmlns:w="http://schemas.openxmlformats.org/wordprocessingml/2006/main" xmlns:w14="http://schemas.microsoft.com/office/word/2010/wordml" xmlns:w15="http://schemas.microsoft.com/office/word/2012/wordml" xmlns:wpg="http://schemas.microsoft.com/office/word/2010/wordprocessingGroup" xmlns:wpi="http://schemas.microsoft.com/office/word/2010/wordprocessingInk" xmlns:wne="http://schemas.microsoft.com/office/word/2006/wordml" xmlns:wps="http://schemas.microsoft.com/office/word/2010/wordprocessingShape" xmlns:wpsCustomData="http://www.wps.cn/officeDocument/2013/wpsCustomData" mc:Ignorable="w14 w15 wp14">
   <w:p>
     <w:pPr>
@@ -6341,6 +6659,21 @@
         <w:lang w:eastAsia="zh-CN"/>
       </w:rPr>
     </w:pPr>
+    <w:r>
+      <w:rPr>
+        <w:sz w:val="18"/>
+      </w:rPr>
+      <w:pict>
+        <v:shape id="_x0000_s2051" o:spid="_x0000_s2051" o:spt="136" type="#_x0000_t136" style="position:absolute;left:0pt;height:48.3pt;width:166.5pt;mso-position-horizontal:center;mso-position-horizontal-relative:margin;mso-position-vertical:center;mso-position-vertical-relative:margin;rotation:-2949120f;z-index:-251652096;mso-width-relative:page;mso-height-relative:page;" fillcolor="#C0C0C0" filled="t" stroked="f" coordsize="21600,21600" adj="10800">
+          <v:path/>
+          <v:fill on="t" opacity="32768f" focussize="0,0"/>
+          <v:stroke on="f"/>
+          <v:imagedata o:title=""/>
+          <o:lock v:ext="edit" aspectratio="t"/>
+          <v:textpath on="t" fitshape="t" fitpath="t" trim="t" xscale="f" string="{{ client }}" style="font-family:微软雅黑;font-size:48pt;v-same-letter-heights:f;v-text-align:center;"/>
+        </v:shape>
+      </w:pict>
+    </w:r>
   </w:p>
 </w:hdr>
 </file>
@@ -8440,7 +8773,10 @@
     <customSectPr/>
   </customSectProps>
   <customShpExts>
+    <customShpInfo spid="_x0000_s2049"/>
     <customShpInfo spid="_x0000_s1026" textRotate="1"/>
+    <customShpInfo spid="_x0000_s2050"/>
+    <customShpInfo spid="_x0000_s2051"/>
   </customShpExts>
 </s:customData>
 </file>

--- a/WebContent/docx/MDM2（12q15）基因扩增检测报告.docx
+++ b/WebContent/docx/MDM2（12q15）基因扩增检测报告.docx
@@ -10,7 +10,6 @@
           <w:lang w:eastAsia="zh-CN"/>
         </w:rPr>
       </w:pPr>
-      <w:bookmarkStart w:id="12" w:name="_GoBack"/>
       <w:r>
         <w:rPr>
           <w:rFonts w:hint="eastAsia" w:eastAsia="宋体"/>
@@ -18,7 +17,7 @@
           <w:lang w:eastAsia="zh-CN"/>
         </w:rPr>
         <w:drawing>
-          <wp:anchor distT="0" distB="0" distL="114300" distR="114300" simplePos="0" relativeHeight="251666432" behindDoc="0" locked="0" layoutInCell="1" allowOverlap="1">
+          <wp:anchor distT="0" distB="0" distL="114300" distR="114300" simplePos="0" relativeHeight="251665408" behindDoc="0" locked="0" layoutInCell="1" allowOverlap="1">
             <wp:simplePos x="0" y="0"/>
             <wp:positionH relativeFrom="column">
               <wp:posOffset>-29845</wp:posOffset>
@@ -63,7 +62,6 @@
           </wp:anchor>
         </w:drawing>
       </w:r>
-      <w:bookmarkEnd w:id="12"/>
       <w:r>
         <w:rPr>
           <w:sz w:val="22"/>
@@ -71,7 +69,7 @@
         <mc:AlternateContent>
           <mc:Choice Requires="wps">
             <w:drawing>
-              <wp:anchor distT="0" distB="0" distL="114300" distR="114300" simplePos="0" relativeHeight="251668480" behindDoc="0" locked="0" layoutInCell="1" allowOverlap="1">
+              <wp:anchor distT="0" distB="0" distL="114300" distR="114300" simplePos="0" relativeHeight="251667456" behindDoc="0" locked="0" layoutInCell="1" allowOverlap="1">
                 <wp:simplePos x="0" y="0"/>
                 <wp:positionH relativeFrom="column">
                   <wp:posOffset>429895</wp:posOffset>
@@ -236,7 +234,7 @@
           </mc:Choice>
           <mc:Fallback>
             <w:pict>
-              <v:shape id="_x0000_s1026" o:spid="_x0000_s1026" o:spt="202" type="#_x0000_t202" style="position:absolute;left:0pt;margin-left:33.85pt;margin-top:626.3pt;height:75.4pt;width:321.45pt;z-index:251668480;mso-width-relative:page;mso-height-relative:page;" filled="f" stroked="f" coordsize="21600,21600" o:gfxdata="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">
+              <v:shape id="_x0000_s1026" o:spid="_x0000_s1026" o:spt="202" type="#_x0000_t202" style="position:absolute;left:0pt;margin-left:33.85pt;margin-top:626.3pt;height:75.4pt;width:321.45pt;z-index:251667456;mso-width-relative:page;mso-height-relative:page;" filled="f" stroked="f" coordsize="21600,21600" o:gfxdata="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">
                 <v:fill on="f" focussize="0,0"/>
                 <v:stroke on="f" weight="0.5pt"/>
                 <v:imagedata o:title=""/>
@@ -492,7 +490,7 @@
         <mc:AlternateContent>
           <mc:Choice Requires="wps">
             <w:drawing>
-              <wp:anchor distT="0" distB="0" distL="114300" distR="114300" simplePos="0" relativeHeight="251667456" behindDoc="0" locked="0" layoutInCell="1" allowOverlap="1">
+              <wp:anchor distT="0" distB="0" distL="114300" distR="114300" simplePos="0" relativeHeight="251666432" behindDoc="0" locked="0" layoutInCell="1" allowOverlap="1">
                 <wp:simplePos x="0" y="0"/>
                 <wp:positionH relativeFrom="column">
                   <wp:posOffset>57785</wp:posOffset>
@@ -652,7 +650,7 @@
           </mc:Choice>
           <mc:Fallback>
             <w:pict>
-              <v:shape id="_x0000_s1026" o:spid="_x0000_s1026" o:spt="202" type="#_x0000_t202" style="position:absolute;left:0pt;margin-left:4.55pt;margin-top:60.65pt;height:183.55pt;width:497.4pt;z-index:251667456;v-text-anchor:middle;mso-width-relative:page;mso-height-relative:page;" filled="f" stroked="f" coordsize="21600,21600" o:gfxdata="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">
+              <v:shape id="_x0000_s1026" o:spid="_x0000_s1026" o:spt="202" type="#_x0000_t202" style="position:absolute;left:0pt;margin-left:4.55pt;margin-top:60.65pt;height:183.55pt;width:497.4pt;z-index:251666432;v-text-anchor:middle;mso-width-relative:page;mso-height-relative:page;" filled="f" stroked="f" coordsize="21600,21600" o:gfxdata="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">
                 <v:fill on="f" focussize="0,0"/>
                 <v:stroke on="f" weight="0.5pt"/>
                 <v:imagedata o:title=""/>
@@ -1739,14 +1737,14 @@
           </w14:shadow>
         </w:rPr>
       </w:pPr>
-      <w:bookmarkStart w:id="0" w:name="_Toc27500"/>
-      <w:bookmarkStart w:id="1" w:name="_Toc21669"/>
-      <w:bookmarkStart w:id="2" w:name="_Toc13806"/>
-      <w:bookmarkStart w:id="3" w:name="_Toc24178_WPSOffice_Level1"/>
-      <w:bookmarkStart w:id="4" w:name="_Toc32054"/>
+      <w:bookmarkStart w:id="0" w:name="_Toc24397"/>
+      <w:bookmarkStart w:id="1" w:name="_Toc24178_WPSOffice_Level1"/>
+      <w:bookmarkStart w:id="2" w:name="_Toc32054"/>
+      <w:bookmarkStart w:id="3" w:name="_Toc21669"/>
+      <w:bookmarkStart w:id="4" w:name="_Toc27500"/>
       <w:bookmarkStart w:id="5" w:name="_Toc21009_WPSOffice_Level1"/>
       <w:bookmarkStart w:id="6" w:name="_Toc30143_WPSOffice_Level1"/>
-      <w:bookmarkStart w:id="7" w:name="_Toc24397"/>
+      <w:bookmarkStart w:id="7" w:name="_Toc13806"/>
     </w:p>
     <w:p>
       <w:pPr>
@@ -3101,130 +3099,6 @@
               <w:rPr>
                 <w:rFonts w:hint="default" w:ascii="Times New Roman" w:hAnsi="Times New Roman" w:eastAsia="微软雅黑" w:cs="Times New Roman"/>
                 <w:b w:val="0"/>
-                <w:bCs/>
-                <w:sz w:val="21"/>
-                <w:szCs w:val="21"/>
-              </w:rPr>
-              <w:t>肿瘤细胞占比：</w:t>
-            </w:r>
-            <w:r>
-              <w:rPr>
-                <w:rFonts w:hint="eastAsia" w:ascii="Times New Roman" w:hAnsi="Times New Roman" w:eastAsia="微软雅黑" w:cs="Times New Roman"/>
-                <w:b w:val="0"/>
-                <w:bCs/>
-                <w:sz w:val="21"/>
-                <w:szCs w:val="21"/>
-              </w:rPr>
-              <w:t>{{</w:t>
-            </w:r>
-            <w:r>
-              <w:rPr>
-                <w:rFonts w:hint="default" w:ascii="Times New Roman" w:hAnsi="Times New Roman" w:eastAsia="微软雅黑" w:cs="Times New Roman"/>
-                <w:b w:val="0"/>
-                <w:bCs/>
-                <w:sz w:val="21"/>
-                <w:szCs w:val="21"/>
-              </w:rPr>
-              <w:t xml:space="preserve"> </w:t>
-            </w:r>
-            <w:r>
-              <w:rPr>
-                <w:rFonts w:hint="eastAsia" w:ascii="Times New Roman" w:hAnsi="Times New Roman" w:eastAsia="微软雅黑" w:cs="Times New Roman"/>
-                <w:b w:val="0"/>
-                <w:bCs/>
-                <w:sz w:val="21"/>
-                <w:szCs w:val="21"/>
-                <w:lang w:val="en-US" w:eastAsia="zh-CN"/>
-              </w:rPr>
-              <w:t>MDM2Info</w:t>
-            </w:r>
-            <w:r>
-              <w:rPr>
-                <w:rFonts w:hint="eastAsia" w:ascii="Times New Roman" w:hAnsi="Times New Roman" w:eastAsia="微软雅黑" w:cs="Times New Roman"/>
-                <w:b w:val="0"/>
-                <w:bCs/>
-                <w:sz w:val="21"/>
-                <w:szCs w:val="21"/>
-              </w:rPr>
-              <w:t>.Tumor_cel_content }}</w:t>
-            </w:r>
-          </w:p>
-        </w:tc>
-      </w:tr>
-      <w:tr>
-        <w:tblPrEx>
-          <w:tblBorders>
-            <w:top w:val="single" w:color="5A9D46" w:sz="24" w:space="0"/>
-            <w:left w:val="none" w:color="auto" w:sz="0" w:space="0"/>
-            <w:bottom w:val="single" w:color="A4A4A4" w:sz="4" w:space="0"/>
-            <w:right w:val="none" w:color="auto" w:sz="0" w:space="0"/>
-            <w:insideH w:val="single" w:color="A4A4A4" w:sz="4" w:space="0"/>
-            <w:insideV w:val="single" w:color="A4A4A4" w:sz="4" w:space="0"/>
-          </w:tblBorders>
-          <w:tblCellMar>
-            <w:top w:w="0" w:type="dxa"/>
-            <w:left w:w="108" w:type="dxa"/>
-            <w:bottom w:w="0" w:type="dxa"/>
-            <w:right w:w="108" w:type="dxa"/>
-          </w:tblCellMar>
-        </w:tblPrEx>
-        <w:trPr>
-          <w:trHeight w:val="567" w:hRule="atLeast"/>
-          <w:jc w:val="center"/>
-        </w:trPr>
-        <w:tc>
-          <w:tcPr>
-            <w:tcW w:w="3612" w:type="dxa"/>
-            <w:vMerge w:val="continue"/>
-            <w:tcBorders>
-              <w:tl2br w:val="nil"/>
-              <w:tr2bl w:val="nil"/>
-            </w:tcBorders>
-            <w:shd w:val="clear" w:color="auto" w:fill="auto"/>
-            <w:vAlign w:val="bottom"/>
-          </w:tcPr>
-          <w:p>
-            <w:pPr>
-              <w:pStyle w:val="28"/>
-              <w:ind w:firstLine="0" w:firstLineChars="0"/>
-              <w:jc w:val="both"/>
-              <w:rPr>
-                <w:rFonts w:hint="default" w:ascii="Times New Roman" w:hAnsi="Times New Roman" w:eastAsia="微软雅黑" w:cs="Times New Roman"/>
-                <w:bCs/>
-                <w:color w:val="000000"/>
-                <w:sz w:val="21"/>
-                <w:szCs w:val="21"/>
-                <w:lang w:eastAsia="zh-CN"/>
-              </w:rPr>
-            </w:pPr>
-          </w:p>
-        </w:tc>
-        <w:tc>
-          <w:tcPr>
-            <w:tcW w:w="6639" w:type="dxa"/>
-            <w:tcBorders>
-              <w:tl2br w:val="nil"/>
-              <w:tr2bl w:val="nil"/>
-            </w:tcBorders>
-            <w:shd w:val="clear" w:color="auto" w:fill="auto"/>
-            <w:vAlign w:val="bottom"/>
-          </w:tcPr>
-          <w:p>
-            <w:pPr>
-              <w:jc w:val="both"/>
-              <w:rPr>
-                <w:rFonts w:hint="default" w:ascii="Times New Roman" w:hAnsi="Times New Roman" w:eastAsia="微软雅黑" w:cs="Times New Roman"/>
-                <w:bCs/>
-                <w:color w:val="000000"/>
-                <w:sz w:val="21"/>
-                <w:szCs w:val="21"/>
-                <w:lang w:eastAsia="zh-CN"/>
-              </w:rPr>
-            </w:pPr>
-            <w:r>
-              <w:rPr>
-                <w:rFonts w:hint="default" w:ascii="Times New Roman" w:hAnsi="Times New Roman" w:eastAsia="微软雅黑" w:cs="Times New Roman"/>
-                <w:b w:val="0"/>
                 <w:sz w:val="21"/>
                 <w:szCs w:val="21"/>
               </w:rPr>
@@ -4067,10 +3941,36 @@
                 <w:kern w:val="0"/>
                 <w:sz w:val="21"/>
                 <w:szCs w:val="21"/>
+                <w:lang w:val="en-US" w:eastAsia="zh-CN" w:bidi="ar-SA"/>
+              </w:rPr>
+              <w:t xml:space="preserve">{% if </w:t>
+            </w:r>
+            <w:r>
+              <w:rPr>
+                <w:rFonts w:hint="eastAsia" w:ascii="Times New Roman" w:hAnsi="Times New Roman" w:eastAsia="微软雅黑" w:cs="Times New Roman"/>
+                <w:b w:val="0"/>
+                <w:bCs/>
+                <w:color w:val="auto"/>
+                <w:kern w:val="0"/>
+                <w:sz w:val="21"/>
+                <w:szCs w:val="21"/>
                 <w:highlight w:val="none"/>
                 <w:lang w:val="en-US" w:eastAsia="zh-CN" w:bidi="ar-SA"/>
               </w:rPr>
-              <w:t>{{MDM2Info.</w:t>
+              <w:t>MDM2Info</w:t>
+            </w:r>
+            <w:r>
+              <w:rPr>
+                <w:rFonts w:hint="eastAsia" w:ascii="Times New Roman" w:hAnsi="Times New Roman" w:eastAsia="微软雅黑" w:cs="Times New Roman"/>
+                <w:b w:val="0"/>
+                <w:bCs/>
+                <w:color w:val="auto"/>
+                <w:kern w:val="0"/>
+                <w:sz w:val="21"/>
+                <w:szCs w:val="21"/>
+                <w:lang w:val="en-US" w:eastAsia="zh-CN" w:bidi="ar-SA"/>
+              </w:rPr>
+              <w:t xml:space="preserve">.detection == </w:t>
             </w:r>
             <w:r>
               <w:rPr>
@@ -4081,10 +3981,9 @@
                 <w:kern w:val="0"/>
                 <w:sz w:val="21"/>
                 <w:szCs w:val="21"/>
-                <w:highlight w:val="none"/>
                 <w:lang w:val="en-US" w:eastAsia="zh-CN" w:bidi="ar-SA"/>
               </w:rPr>
-              <w:t>detection</w:t>
+              <w:t>‘</w:t>
             </w:r>
             <w:r>
               <w:rPr>
@@ -4095,10 +3994,87 @@
                 <w:kern w:val="0"/>
                 <w:sz w:val="21"/>
                 <w:szCs w:val="21"/>
-                <w:highlight w:val="none"/>
                 <w:lang w:val="en-US" w:eastAsia="zh-CN" w:bidi="ar-SA"/>
               </w:rPr>
-              <w:t>}}</w:t>
+              <w:t>阳性</w:t>
+            </w:r>
+            <w:r>
+              <w:rPr>
+                <w:rFonts w:hint="default" w:ascii="Times New Roman" w:hAnsi="Times New Roman" w:eastAsia="微软雅黑" w:cs="Times New Roman"/>
+                <w:b w:val="0"/>
+                <w:bCs/>
+                <w:color w:val="auto"/>
+                <w:kern w:val="0"/>
+                <w:sz w:val="21"/>
+                <w:szCs w:val="21"/>
+                <w:lang w:val="en-US" w:eastAsia="zh-CN" w:bidi="ar-SA"/>
+              </w:rPr>
+              <w:t>’</w:t>
+            </w:r>
+            <w:r>
+              <w:rPr>
+                <w:rFonts w:hint="eastAsia" w:ascii="Times New Roman" w:hAnsi="Times New Roman" w:eastAsia="微软雅黑" w:cs="Times New Roman"/>
+                <w:b w:val="0"/>
+                <w:bCs/>
+                <w:color w:val="auto"/>
+                <w:kern w:val="0"/>
+                <w:sz w:val="21"/>
+                <w:szCs w:val="21"/>
+                <w:lang w:val="en-US" w:eastAsia="zh-CN" w:bidi="ar-SA"/>
+              </w:rPr>
+              <w:t>%}</w:t>
+            </w:r>
+            <w:r>
+              <w:rPr>
+                <w:rFonts w:hint="eastAsia" w:ascii="Times New Roman" w:hAnsi="Times New Roman" w:eastAsia="微软雅黑" w:cs="Times New Roman"/>
+                <w:b w:val="0"/>
+                <w:bCs/>
+                <w:color w:val="FF0000"/>
+                <w:kern w:val="0"/>
+                <w:sz w:val="21"/>
+                <w:szCs w:val="21"/>
+                <w:lang w:val="en-US" w:eastAsia="zh-CN" w:bidi="ar-SA"/>
+              </w:rPr>
+              <w:t>阳性</w:t>
+            </w:r>
+            <w:r>
+              <w:rPr>
+                <w:rFonts w:hint="eastAsia" w:ascii="Times New Roman" w:hAnsi="Times New Roman" w:eastAsia="微软雅黑" w:cs="Times New Roman"/>
+                <w:b w:val="0"/>
+                <w:bCs/>
+                <w:color w:val="auto"/>
+                <w:kern w:val="0"/>
+                <w:sz w:val="21"/>
+                <w:szCs w:val="21"/>
+                <w:lang w:val="en-US" w:eastAsia="zh-CN" w:bidi="ar-SA"/>
+              </w:rPr>
+              <w:t>{% else %}</w:t>
+            </w:r>
+            <w:r>
+              <w:rPr>
+                <w:rFonts w:hint="eastAsia" w:ascii="Times New Roman" w:hAnsi="Times New Roman" w:eastAsia="微软雅黑" w:cs="Times New Roman"/>
+                <w:b w:val="0"/>
+                <w:bCs/>
+                <w:color w:val="00B050"/>
+                <w:kern w:val="0"/>
+                <w:sz w:val="21"/>
+                <w:szCs w:val="21"/>
+                <w:lang w:val="en-US" w:eastAsia="zh-CN" w:bidi="ar-SA"/>
+              </w:rPr>
+              <w:t>阴性</w:t>
+            </w:r>
+            <w:r>
+              <w:rPr>
+                <w:rFonts w:hint="eastAsia" w:ascii="Times New Roman" w:hAnsi="Times New Roman" w:eastAsia="微软雅黑" w:cs="Times New Roman"/>
+                <w:b w:val="0"/>
+                <w:bCs/>
+                <w:color w:val="auto"/>
+                <w:kern w:val="0"/>
+                <w:sz w:val="21"/>
+                <w:szCs w:val="21"/>
+                <w:lang w:val="en-US" w:eastAsia="zh-CN" w:bidi="ar-SA"/>
+              </w:rPr>
+              <w:t>{% endif %}</w:t>
             </w:r>
           </w:p>
         </w:tc>
@@ -4640,69 +4616,48 @@
             </w:pPr>
             <w:r>
               <w:rPr>
-                <w:rFonts w:hint="eastAsia" w:eastAsia="微软雅黑"/>
-                <w:lang w:eastAsia="zh-CN"/>
-              </w:rPr>
-              <w:drawing>
-                <wp:anchor distT="0" distB="0" distL="114300" distR="114300" simplePos="0" relativeHeight="251665408" behindDoc="0" locked="0" layoutInCell="1" allowOverlap="1">
-                  <wp:simplePos x="0" y="0"/>
-                  <wp:positionH relativeFrom="column">
-                    <wp:posOffset>-29210</wp:posOffset>
-                  </wp:positionH>
-                  <wp:positionV relativeFrom="paragraph">
-                    <wp:posOffset>-76835</wp:posOffset>
-                  </wp:positionV>
-                  <wp:extent cx="495935" cy="280670"/>
-                  <wp:effectExtent l="0" t="0" r="0" b="9525"/>
-                  <wp:wrapNone/>
-                  <wp:docPr id="8" name="图片 8" descr="王建丽"/>
-                  <wp:cNvGraphicFramePr>
-                    <a:graphicFrameLocks xmlns:a="http://schemas.openxmlformats.org/drawingml/2006/main" noChangeAspect="1"/>
-                  </wp:cNvGraphicFramePr>
-                  <a:graphic xmlns:a="http://schemas.openxmlformats.org/drawingml/2006/main">
-                    <a:graphicData uri="http://schemas.openxmlformats.org/drawingml/2006/picture">
-                      <pic:pic xmlns:pic="http://schemas.openxmlformats.org/drawingml/2006/picture">
-                        <pic:nvPicPr>
-                          <pic:cNvPr id="8" name="图片 8" descr="王建丽"/>
-                          <pic:cNvPicPr>
-                            <a:picLocks noChangeAspect="1"/>
-                          </pic:cNvPicPr>
-                        </pic:nvPicPr>
-                        <pic:blipFill>
-                          <a:blip r:embed="rId12">
-                            <a:clrChange>
-                              <a:clrFrom>
-                                <a:srgbClr val="FFFFFF">
-                                  <a:alpha val="100000"/>
-                                </a:srgbClr>
-                              </a:clrFrom>
-                              <a:clrTo>
-                                <a:srgbClr val="FFFFFF">
-                                  <a:alpha val="100000"/>
-                                  <a:alpha val="0"/>
-                                </a:srgbClr>
-                              </a:clrTo>
-                            </a:clrChange>
-                          </a:blip>
-                          <a:stretch>
-                            <a:fillRect/>
-                          </a:stretch>
-                        </pic:blipFill>
-                        <pic:spPr>
-                          <a:xfrm>
-                            <a:off x="0" y="0"/>
-                            <a:ext cx="495935" cy="280670"/>
-                          </a:xfrm>
-                          <a:prstGeom prst="rect">
-                            <a:avLst/>
-                          </a:prstGeom>
-                        </pic:spPr>
-                      </pic:pic>
-                    </a:graphicData>
-                  </a:graphic>
-                </wp:anchor>
-              </w:drawing>
-            </w:r>
+                <w:rFonts w:hint="default" w:ascii="Times New Roman" w:hAnsi="Times New Roman" w:cs="Times New Roman"/>
+                <w:sz w:val="16"/>
+                <w:szCs w:val="16"/>
+              </w:rPr>
+              <w:t>{{"ty_tianjin2"|sign(</w:t>
+            </w:r>
+            <w:r>
+              <w:rPr>
+                <w:rFonts w:hint="eastAsia" w:ascii="Times New Roman" w:hAnsi="Times New Roman" w:cs="Times New Roman"/>
+                <w:sz w:val="16"/>
+                <w:szCs w:val="16"/>
+                <w:lang w:val="en-US" w:eastAsia="zh-CN"/>
+              </w:rPr>
+              <w:t>39</w:t>
+            </w:r>
+            <w:r>
+              <w:rPr>
+                <w:rFonts w:hint="default" w:ascii="Times New Roman" w:hAnsi="Times New Roman" w:cs="Times New Roman"/>
+                <w:sz w:val="16"/>
+                <w:szCs w:val="16"/>
+              </w:rPr>
+              <w:t>,</w:t>
+            </w:r>
+            <w:r>
+              <w:rPr>
+                <w:rFonts w:hint="eastAsia" w:ascii="Times New Roman" w:hAnsi="Times New Roman" w:cs="Times New Roman"/>
+                <w:sz w:val="16"/>
+                <w:szCs w:val="16"/>
+                <w:lang w:val="en-US" w:eastAsia="zh-CN"/>
+              </w:rPr>
+              <w:t>22</w:t>
+            </w:r>
+            <w:r>
+              <w:rPr>
+                <w:rFonts w:hint="default" w:ascii="Times New Roman" w:hAnsi="Times New Roman" w:cs="Times New Roman"/>
+                <w:sz w:val="16"/>
+                <w:szCs w:val="16"/>
+              </w:rPr>
+              <w:t>)}}</w:t>
+            </w:r>
+            <w:bookmarkStart w:id="12" w:name="_GoBack"/>
+            <w:bookmarkEnd w:id="12"/>
           </w:p>
         </w:tc>
         <w:tc>
@@ -4874,7 +4829,7 @@
                     </pic:cNvPicPr>
                   </pic:nvPicPr>
                   <pic:blipFill>
-                    <a:blip r:embed="rId13">
+                    <a:blip r:embed="rId12">
                       <a:extLst>
                         <a:ext uri="{28A0092B-C50C-407E-A947-70E740481C1C}">
                           <a14:useLocalDpi xmlns:a14="http://schemas.microsoft.com/office/drawing/2010/main" val="0"/>
@@ -5311,7 +5266,7 @@
                     </pic:cNvPicPr>
                   </pic:nvPicPr>
                   <pic:blipFill>
-                    <a:blip r:embed="rId14"/>
+                    <a:blip r:embed="rId13"/>
                     <a:stretch>
                       <a:fillRect/>
                     </a:stretch>
@@ -5367,7 +5322,7 @@
                     </pic:cNvPicPr>
                   </pic:nvPicPr>
                   <pic:blipFill>
-                    <a:blip r:embed="rId15"/>
+                    <a:blip r:embed="rId14"/>
                     <a:stretch>
                       <a:fillRect/>
                     </a:stretch>
@@ -5548,7 +5503,7 @@
                     </pic:cNvPicPr>
                   </pic:nvPicPr>
                   <pic:blipFill>
-                    <a:blip r:embed="rId16"/>
+                    <a:blip r:embed="rId15"/>
                     <a:srcRect/>
                     <a:stretch>
                       <a:fillRect/>
